--- a/多Agent协同投研系统-项目总结与技术知识点.docx
+++ b/多Agent协同投研系统-项目总结与技术知识点.docx
@@ -9000,6 +9000,312 @@
     <w:p>
       <w:pPr>
         <w:pStyle w:val="Heading2"/>
+      </w:pPr>
+      <w:r>
+        <w:t>十二、踩坑与经验复盘</w:t>
+      </w:r>
+    </w:p>
+    <w:p>
+      <w:pPr/>
+      <w:r>
+        <w:t>本节记录开发过程中实际踩过的坑。它们高度集中在同一个主题上：如何让多个 LLM Agent 稳定协作。多数问题最初都靠“把约束写进提示词”来解决，但并不稳定，最终都是改成“用输出结构与代码逻辑硬约束”才收敛。</w:t>
+      </w:r>
+    </w:p>
+    <w:p>
+      <w:pPr>
+        <w:pStyle w:val="Heading3"/>
+      </w:pPr>
+      <w:r>
+        <w:t>12.1 Agent 协同与提示词</w:t>
+      </w:r>
+    </w:p>
+    <w:p>
+      <w:pPr/>
+      <w:r>
+        <w:t>1. 评审 Agent 的阻断判断会失控</w:t>
+      </w:r>
+    </w:p>
+    <w:p>
+      <w:pPr/>
+      <w:r>
+        <w:t>最初让模型自由判定“报告能否交付”，出现三种失控：</w:t>
+      </w:r>
+    </w:p>
+    <w:p>
+      <w:pPr>
+        <w:pStyle w:val="ListBullet"/>
+      </w:pPr>
+      <w:r>
+        <w:t>同一字段跨轮翻案：上一轮判有问题，下一轮又判没问题，评审结论来回摆动。</w:t>
+      </w:r>
+    </w:p>
+    <w:p>
+      <w:pPr>
+        <w:pStyle w:val="ListBullet"/>
+      </w:pPr>
+      <w:r>
+        <w:t>越界审查分析师结论本身：去评判分析师的措辞是否贴切、定义是否严谨，而这根本不在审校范围内。</w:t>
+      </w:r>
+    </w:p>
+    <w:p>
+      <w:pPr>
+        <w:pStyle w:val="ListBullet"/>
+      </w:pPr>
+      <w:r>
+        <w:t>派生值死锁：要求报告给出素材里压根没有的分位、同比率、行业对比数值，报告写不出来就判不通过，评审因此永远收敛不了。</w:t>
+      </w:r>
+    </w:p>
+    <w:p>
+      <w:pPr/>
+      <w:r>
+        <w:t>解法是三条约束叠加：</w:t>
+      </w:r>
+    </w:p>
+    <w:p>
+      <w:pPr>
+        <w:pStyle w:val="ListBullet"/>
+      </w:pPr>
+      <w:r>
+        <w:t>passed 不交给模型填，由阻断项是否存在推导，避免“认为有问题却判通过”。</w:t>
+      </w:r>
+    </w:p>
+    <w:p>
+      <w:pPr>
+        <w:pStyle w:val="ListBullet"/>
+      </w:pPr>
+      <w:r>
+        <w:t>强制逐字引用报告原句。像“报告漏写了某某”这类凭印象的断言，一旦要求引用原句就会自我否定。</w:t>
+      </w:r>
+    </w:p>
+    <w:p>
+      <w:pPr>
+        <w:pStyle w:val="ListBullet"/>
+      </w:pPr>
+      <w:r>
+        <w:t>阻断项必须填写具体依据（素材字段名与数值、分析师结论原句、风控质疑原文），填不出依据就落不进 blocking。</w:t>
+      </w:r>
+    </w:p>
+    <w:p>
+      <w:pPr/>
+      <w:r>
+        <w:t>再把阻断严格限定为三类（数值冲突、核心问题漏答、风险与分歧未呈现），其余一律降级为不触发返工的建议项，返工闭环这才收敛住。</w:t>
+      </w:r>
+    </w:p>
+    <w:p>
+      <w:pPr/>
+      <w:r>
+        <w:t>2. 规划 Agent 会提出“数据回答不了”的问题</w:t>
+      </w:r>
+    </w:p>
+    <w:p>
+      <w:pPr/>
+      <w:r>
+        <w:t>规划 Agent 不知道数据能覆盖什么，提出了股东户数、渠道库存这类素材里没有的问题。报告只能如实写“数据缺失”，却又被评审判为漏答，形成死循环。</w:t>
+      </w:r>
+    </w:p>
+    <w:p>
+      <w:pPr/>
+      <w:r>
+        <w:t>解法：把 DATA_CAPABILITIES（各数据项实际包含哪些字段）注入规划提示词，从源头对齐“问题”与“数据”；并在评审规则中明确“素材里没有的派生值没有呈现、素材回答不了的方面如实说明，都不算漏答”。</w:t>
+      </w:r>
+    </w:p>
+    <w:p>
+      <w:pPr/>
+      <w:r>
+        <w:t>3. 跨轮记忆会诱导出没有对照数据的问题</w:t>
+      </w:r>
+    </w:p>
+    <w:p>
+      <w:pPr/>
+      <w:r>
+        <w:t>有了上一轮记忆后，规划会倾向提“与上次相比发生了什么变化”，但素材里并没有上次的数据。同样靠上一条“素材回答不了的不算漏答”兜住。</w:t>
+      </w:r>
+    </w:p>
+    <w:p>
+      <w:pPr/>
+      <w:r>
+        <w:t>4. 风控 Agent 会退化成噪音制造者</w:t>
+      </w:r>
+    </w:p>
+    <w:p>
+      <w:pPr>
+        <w:pStyle w:val="ListBullet"/>
+      </w:pPr>
+      <w:r>
+        <w:t>爱提“需关注宏观经济风险”这类无法验证的泛泛之谈。</w:t>
+      </w:r>
+    </w:p>
+    <w:p>
+      <w:pPr>
+        <w:pStyle w:val="ListBullet"/>
+      </w:pPr>
+      <w:r>
+        <w:t>把核对无误的项也塞进质疑里。</w:t>
+      </w:r>
+    </w:p>
+    <w:p>
+      <w:pPr>
+        <w:pStyle w:val="ListBullet"/>
+      </w:pPr>
+      <w:r>
+        <w:t>凭当前日期猜“某期财报是否已经披露”。</w:t>
+      </w:r>
+    </w:p>
+    <w:p>
+      <w:pPr/>
+      <w:r>
+        <w:t>解法：把输出结构拆成 verified 与 challenges 两个字段——用输出结构而不是提示词保证两者不混，下游只取 challenges；明确禁止对数据的真实性与时效做无据猜测；并允许 challenges 为空，写明“不要为了凑数而质疑”。</w:t>
+      </w:r>
+    </w:p>
+    <w:p>
+      <w:pPr/>
+      <w:r>
+        <w:t>5. 分析师一被质疑就让步</w:t>
+      </w:r>
+    </w:p>
+    <w:p>
+      <w:pPr/>
+      <w:r>
+        <w:t>模型倾向于因为“对方是风控”而妥协。解法是在修订提示词里明确“只要质疑站不住脚就必须填反驳，不要因为对方是风控就让步”；同时要求填“采纳/部分采纳”时必须真的修正结论，且不许添加没有数据支撑的限定词（例如把已披露的财报数据改写成“预计”）。</w:t>
+      </w:r>
+    </w:p>
+    <w:p>
+      <w:pPr>
+        <w:pStyle w:val="Heading3"/>
+      </w:pPr>
+      <w:r>
+        <w:t>12.2 数据层</w:t>
+      </w:r>
+    </w:p>
+    <w:p>
+      <w:pPr/>
+      <w:r>
+        <w:t>6. 数据源接口会失效</w:t>
+      </w:r>
+    </w:p>
+    <w:p>
+      <w:pPr/>
+      <w:r>
+        <w:t>东财的 stock_zh_a_hist 端点持续断连，stock_individual_info_em 直接失效，最后改用新浪的 stock_zh_a_daily。数据源这类外部依赖必须留好替换余地。</w:t>
+      </w:r>
+    </w:p>
+    <w:p>
+      <w:pPr/>
+      <w:r>
+        <w:t>7. akshare 名称表里的全角字符导致按名称搜不到</w:t>
+      </w:r>
+    </w:p>
+    <w:p>
+      <w:pPr/>
+      <w:r>
+        <w:t>短名字用全角空格补齐（如“五 粮 液”），A/B 股后缀用全角字母（如“万科Ａ”），不归一化就永远匹配不上。解法：用 NFKC 归一化并去掉空白。</w:t>
+      </w:r>
+    </w:p>
+    <w:p>
+      <w:pPr/>
+      <w:r>
+        <w:t>8. 原始 DataFrame 进入模型上下文会撑爆体积</w:t>
+      </w:r>
+    </w:p>
+    <w:p>
+      <w:pPr/>
+      <w:r>
+        <w:t>解法：工具层只返回结构化摘要，原始 DataFrame 不越过工具层；计算类工具自己取数，只把结论交给上游。</w:t>
+      </w:r>
+    </w:p>
+    <w:p>
+      <w:pPr>
+        <w:pStyle w:val="Heading3"/>
+      </w:pPr>
+      <w:r>
+        <w:t>12.3 交互层</w:t>
+      </w:r>
+    </w:p>
+    <w:p>
+      <w:pPr/>
+      <w:r>
+        <w:t>9. 输入框新值与按钮点击分两次事件到达</w:t>
+      </w:r>
+    </w:p>
+    <w:p>
+      <w:pPr/>
+      <w:r>
+        <w:t>点“查询”时拿到的是上一次的输入值（甚至是空串），因为文本框的新值与按钮点击是两次事件。解法：把输入与提交按钮放进同一个 st.form 打包提交。</w:t>
+      </w:r>
+    </w:p>
+    <w:p>
+      <w:pPr/>
+      <w:r>
+        <w:t>10. 同步阻塞的 engine.run 会占住整个会话</w:t>
+      </w:r>
+    </w:p>
+    <w:p>
+      <w:pPr/>
+      <w:r>
+        <w:t>运行期间按钮点了没反应，页面一刷新就丢结果。解法：把流程放到后台线程，主脚本只做有节奏的轮询渲染并 st.rerun() 让出。</w:t>
+      </w:r>
+    </w:p>
+    <w:p>
+      <w:pPr/>
+      <w:r>
+        <w:t>11. 下载按钮报 ERR_ABORTED</w:t>
+      </w:r>
+    </w:p>
+    <w:p>
+      <w:pPr/>
+      <w:r>
+        <w:t>排查后确认是组件卸载/重渲染时请求被取消造成的前端噪音，无功能影响，不需要改。</w:t>
+      </w:r>
+    </w:p>
+    <w:p>
+      <w:pPr>
+        <w:pStyle w:val="Heading3"/>
+      </w:pPr>
+      <w:r>
+        <w:t>12.4 开发与依赖</w:t>
+      </w:r>
+    </w:p>
+    <w:p>
+      <w:pPr/>
+      <w:r>
+        <w:t>12. 改 Streamlit 引用的子模块不会触发热重载</w:t>
+      </w:r>
+    </w:p>
+    <w:p>
+      <w:pPr/>
+      <w:r>
+        <w:t>只改子模块、重启主脚本并不生效，必须整体重启服务。</w:t>
+      </w:r>
+    </w:p>
+    <w:p>
+      <w:pPr/>
+      <w:r>
+        <w:t>13. 非关键功能不要引入重依赖</w:t>
+      </w:r>
+    </w:p>
+    <w:p>
+      <w:pPr/>
+      <w:r>
+        <w:t>报告导出最初考虑过 PDF 方案，最终改用 Markdown，不为此引入重依赖。</w:t>
+      </w:r>
+    </w:p>
+    <w:p>
+      <w:pPr>
+        <w:pStyle w:val="Heading3"/>
+      </w:pPr>
+      <w:r>
+        <w:t>12.5 小结</w:t>
+      </w:r>
+    </w:p>
+    <w:p>
+      <w:pPr/>
+      <w:r>
+        <w:t>上述问题有一个共同点：凡是“靠提示词约束模型”的解法都不稳定，最后都改成“用输出结构与代码逻辑硬约束”才解决。passed 由阻断项推导、verified 与 challenges 拆字段、阻断必须举证——本质都是把判定权从模型手里收回到代码里。</w:t>
+      </w:r>
+    </w:p>
+    <w:p>
+      <w:pPr>
+        <w:pStyle w:val="Heading2"/>
         <w:keepNext/>
         <w:spacing w:before="240" w:after="120"/>
       </w:pPr>
@@ -9009,7 +9315,7 @@
           <w:b/>
           <w:color w:val="1F364D"/>
         </w:rPr>
-        <w:t>十二、术语表</w:t>
+        <w:t>十三、术语表</w:t>
       </w:r>
     </w:p>
     <w:tbl>
@@ -9348,7 +9654,7 @@
           <w:b/>
           <w:color w:val="1F364D"/>
         </w:rPr>
-        <w:t>十三、快速上手</w:t>
+        <w:t>十四、快速上手</w:t>
       </w:r>
     </w:p>
     <w:p>
